--- a/assets/quang-tang-cv.docx
+++ b/assets/quang-tang-cv.docx
@@ -45,7 +45,7 @@
         </w:rPr>
         <w:t xml:space="preserve">Ho Chi Minh City, Vietnam   |   (+84) 938 829 401   |   </w:t>
       </w:r>
-      <w:hyperlink w:history="1" r:id="rIdeem25ptnqlmp2hgkycidf">
+      <w:hyperlink w:history="1" r:id="rIdu0xldfd-4el_gmuqldq9_">
         <w:r>
           <w:rPr>
             <w:rFonts w:ascii="Calibri" w:cs="Calibri" w:eastAsia="Calibri" w:hAnsi="Calibri"/>
@@ -62,7 +62,7 @@
       <w:pPr>
         <w:spacing w:after="200"/>
       </w:pPr>
-      <w:hyperlink w:history="1" r:id="rIdtxrcld1qlyfdjl3swgrt6">
+      <w:hyperlink w:history="1" r:id="rIdvroxhplswmp4dc6g3gdkz">
         <w:r>
           <w:rPr>
             <w:rFonts w:ascii="Calibri" w:cs="Calibri" w:eastAsia="Calibri" w:hAnsi="Calibri"/>
@@ -83,7 +83,7 @@
         </w:rPr>
         <w:t xml:space="preserve">   |   </w:t>
       </w:r>
-      <w:hyperlink w:history="1" r:id="rIddh_wbenufpqpipa7ikrlp">
+      <w:hyperlink w:history="1" r:id="rIdoos2x2qoutemaxes5ksx5">
         <w:r>
           <w:rPr>
             <w:rFonts w:ascii="Calibri" w:cs="Calibri" w:eastAsia="Calibri" w:hAnsi="Calibri"/>
@@ -104,7 +104,7 @@
         </w:rPr>
         <w:t xml:space="preserve">   |   </w:t>
       </w:r>
-      <w:hyperlink w:history="1" r:id="rIdtj39zqpq2swtelkq0noua">
+      <w:hyperlink w:history="1" r:id="rIdhb-udd5iymko4se-dp0t9">
         <w:r>
           <w:rPr>
             <w:rFonts w:ascii="Calibri" w:cs="Calibri" w:eastAsia="Calibri" w:hAnsi="Calibri"/>
@@ -521,7 +521,7 @@
           <w:sz w:val="17"/>
           <w:szCs w:val="17"/>
         </w:rPr>
-        <w:t xml:space="preserve">	January 2011 — October 2011</w:t>
+        <w:t xml:space="preserve">	January 2010 — October 2011</w:t>
       </w:r>
     </w:p>
     <w:p>
@@ -643,7 +643,7 @@
           <w:sz w:val="18"/>
           <w:szCs w:val="18"/>
         </w:rPr>
-        <w:t xml:space="preserve">JavaScript   ·   TypeScript   ·   HTML5   ·   SCSS / CSS3</w:t>
+        <w:t xml:space="preserve">TypeScript   ·   JavaScript (ES6+)   ·   HTML5   ·   SCSS / CSS3</w:t>
       </w:r>
     </w:p>
     <w:p>
@@ -659,7 +659,7 @@
           <w:sz w:val="15"/>
           <w:szCs w:val="15"/>
         </w:rPr>
-        <w:t xml:space="preserve">FRAMEWORK</w:t>
+        <w:t xml:space="preserve">ANGULAR ECOSYSTEM</w:t>
       </w:r>
     </w:p>
     <w:p>
@@ -673,7 +673,7 @@
           <w:sz w:val="18"/>
           <w:szCs w:val="18"/>
         </w:rPr>
-        <w:t xml:space="preserve">Angular (v2 → latest)   ·   AngularJS (v1)   ·   RxJS   ·   Component architecture   ·   REST integration   ·   Standalone &amp; Control Flow   ·   Angular Signals</w:t>
+        <w:t xml:space="preserve">Angular v2 → latest   ·   AngularJS (v1)   ·   RxJS   ·   Signals   ·   Standalone &amp; Control Flow</w:t>
       </w:r>
     </w:p>
     <w:p>
@@ -703,7 +703,7 @@
           <w:sz w:val="18"/>
           <w:szCs w:val="18"/>
         </w:rPr>
-        <w:t xml:space="preserve">Cypress E2E   ·   Karma / Jasmine   ·   Integration Testing   ·   Code Review Standards</w:t>
+        <w:t xml:space="preserve">Cypress E2E   ·   Karma / Jasmine   ·   Integration testing</w:t>
       </w:r>
     </w:p>
     <w:p>
@@ -719,7 +719,7 @@
           <w:sz w:val="15"/>
           <w:szCs w:val="15"/>
         </w:rPr>
-        <w:t xml:space="preserve">TOOLS</w:t>
+        <w:t xml:space="preserve">PRACTICES</w:t>
       </w:r>
     </w:p>
     <w:p>
@@ -733,7 +733,37 @@
           <w:sz w:val="18"/>
           <w:szCs w:val="18"/>
         </w:rPr>
-        <w:t xml:space="preserve">Git   ·   Docker (usage)   ·   Nginx (usage)   ·   Ubuntu / macOS</w:t>
+        <w:t xml:space="preserve">Component architecture   ·   REST integration   ·   Code review &amp; mentoring</w:t>
+      </w:r>
+    </w:p>
+    <w:p>
+      <w:pPr>
+        <w:spacing w:after="40"/>
+      </w:pPr>
+      <w:r>
+        <w:rPr>
+          <w:rFonts w:ascii="Calibri" w:cs="Calibri" w:eastAsia="Calibri" w:hAnsi="Calibri"/>
+          <w:b/>
+          <w:bCs/>
+          <w:color w:val="64748B"/>
+          <w:sz w:val="15"/>
+          <w:szCs w:val="15"/>
+        </w:rPr>
+        <w:t xml:space="preserve">TOOLS</w:t>
+      </w:r>
+    </w:p>
+    <w:p>
+      <w:pPr>
+        <w:spacing w:after="140"/>
+      </w:pPr>
+      <w:r>
+        <w:rPr>
+          <w:rFonts w:ascii="Calibri" w:cs="Calibri" w:eastAsia="Calibri" w:hAnsi="Calibri"/>
+          <w:color w:val="1E293B"/>
+          <w:sz w:val="18"/>
+          <w:szCs w:val="18"/>
+        </w:rPr>
+        <w:t xml:space="preserve">Git   ·   Docker   ·   Nginx   ·   Ubuntu / macOS</w:t>
       </w:r>
     </w:p>
     <w:p>
@@ -887,7 +917,7 @@
       <w:r>
         <w:t xml:space="preserve">	</w:t>
       </w:r>
-      <w:hyperlink w:history="1" r:id="rIdjxy-ghetnmukob4gleb5h">
+      <w:hyperlink w:history="1" r:id="rIdmvvptdru4zyrvmcmjtspi">
         <w:r>
           <w:rPr>
             <w:rFonts w:ascii="Calibri" w:cs="Calibri" w:eastAsia="Calibri" w:hAnsi="Calibri"/>
@@ -953,7 +983,7 @@
       <w:r>
         <w:t xml:space="preserve">	</w:t>
       </w:r>
-      <w:hyperlink w:history="1" r:id="rId1m6k6zlrudp_0x0i1eaxh">
+      <w:hyperlink w:history="1" r:id="rIdpltkxuvanz3pfaz3a2n-8">
         <w:r>
           <w:rPr>
             <w:rFonts w:ascii="Calibri" w:cs="Calibri" w:eastAsia="Calibri" w:hAnsi="Calibri"/>
@@ -1019,7 +1049,7 @@
       <w:r>
         <w:t xml:space="preserve">	</w:t>
       </w:r>
-      <w:hyperlink w:history="1" r:id="rIdaqchwrnep1c4j9wkw0zry">
+      <w:hyperlink w:history="1" r:id="rIdfyieub47ztgwucegamc4x">
         <w:r>
           <w:rPr>
             <w:rFonts w:ascii="Calibri" w:cs="Calibri" w:eastAsia="Calibri" w:hAnsi="Calibri"/>

--- a/assets/quang-tang-cv.docx
+++ b/assets/quang-tang-cv.docx
@@ -673,7 +673,7 @@
           <w:sz w:val="18"/>
           <w:szCs w:val="18"/>
         </w:rPr>
-        <w:t xml:space="preserve">Angular v2 → latest   ·   AngularJS (v1)   ·   RxJS   ·   Signals   ·   Standalone &amp; Control Flow</w:t>
+        <w:t xml:space="preserve">Angular v2 → latest   ·   AngularJS (v1)   ·   RxJS   ·   Signals   ·   Angular Material   ·   Standalone &amp; Control Flow</w:t>
       </w:r>
     </w:p>
     <w:p>
@@ -763,7 +763,7 @@
           <w:sz w:val="18"/>
           <w:szCs w:val="18"/>
         </w:rPr>
-        <w:t xml:space="preserve">Git   ·   Docker   ·   Nginx   ·   Ubuntu / macOS</w:t>
+        <w:t xml:space="preserve">Git   ·   Docker   ·   Nginx   ·   Bash   ·   Linux (Ubuntu)   ·   macOS</w:t>
       </w:r>
     </w:p>
     <w:p>
@@ -784,7 +784,7 @@
     </w:p>
     <w:p>
       <w:pPr>
-        <w:spacing w:after="20"/>
+        <w:spacing w:after="140"/>
       </w:pPr>
       <w:r>
         <w:rPr>
@@ -793,23 +793,7 @@
           <w:sz w:val="18"/>
           <w:szCs w:val="18"/>
         </w:rPr>
-        <w:t xml:space="preserve">Node.js   ·   MySQL / MongoDB   ·   Android / iOS   ·   Cordova</w:t>
-      </w:r>
-    </w:p>
-    <w:p>
-      <w:pPr>
-        <w:spacing w:after="140"/>
-      </w:pPr>
-      <w:r>
-        <w:rPr>
-          <w:rFonts w:ascii="Calibri" w:cs="Calibri" w:eastAsia="Calibri" w:hAnsi="Calibri"/>
-          <w:i/>
-          <w:iCs/>
-          <w:color w:val="64748B"/>
-          <w:sz w:val="14"/>
-          <w:szCs w:val="14"/>
-        </w:rPr>
-        <w:t xml:space="preserve">Background from full-stack &amp; mobile years – not actively used today.</w:t>
+        <w:t xml:space="preserve">Node.js   ·   Ruby on Rails   ·   Python   ·   Perl   ·   C / C++   ·   Objective-C   ·   Swift   ·   Android / iOS   ·   Cordova   ·   Xcode   ·   Android Studio   ·   React   ·   Vue   ·   jQuery   ·   D3.js   ·   PostgreSQL   ·   MySQL   ·   MongoDB</w:t>
       </w:r>
     </w:p>
     <w:p>

--- a/assets/quang-tang-cv.docx
+++ b/assets/quang-tang-cv.docx
@@ -312,6 +312,25 @@
           <w:sz w:val="19"/>
           <w:szCs w:val="19"/>
         </w:rPr>
+        <w:t xml:space="preserve">Built a companion Chrome extension in React to deliver features that require browser-level access, unlocking capabilities in the main web app that a standard page cannot provide on its own.</w:t>
+      </w:r>
+    </w:p>
+    <w:p>
+      <w:pPr>
+        <w:pStyle w:val="ListParagraph"/>
+        <w:numPr>
+          <w:ilvl w:val="0"/>
+          <w:numId w:val="1"/>
+        </w:numPr>
+        <w:spacing w:after="90"/>
+      </w:pPr>
+      <w:r>
+        <w:rPr>
+          <w:rFonts w:ascii="Calibri" w:cs="Calibri" w:eastAsia="Calibri" w:hAnsi="Calibri"/>
+          <w:color w:val="1E293B"/>
+          <w:sz w:val="19"/>
+          <w:szCs w:val="19"/>
+        </w:rPr>
         <w:t xml:space="preserve">Established coding guidelines, enforced architectural consistency, and managed structured code reviews to ensure clean, high-performance, and maintainable software.</w:t>
       </w:r>
     </w:p>
@@ -643,7 +662,7 @@
           <w:sz w:val="18"/>
           <w:szCs w:val="18"/>
         </w:rPr>
-        <w:t xml:space="preserve">TypeScript   ·   JavaScript (ES6+)   ·   HTML5   ·   SCSS / CSS3</w:t>
+        <w:t xml:space="preserve">TypeScript   ·   JavaScript (ES6+)   ·   HTML5   ·   SCSS / CSS3   ·   Angular v2 → latest   ·   AngularJS (v1)   ·   RxJS   ·   Signals   ·   Angular Material   ·   Standalone &amp; Control Flow   ·   React   ·   Node.js   ·   Ruby on Rails   ·   Python   ·   Perl   ·   C / C++   ·   Objective-C   ·   Swift   ·   Android / iOS   ·   Cordova   ·   Xcode   ·   Android Studio   ·   Vue   ·   jQuery   ·   D3.js   ·   PostgreSQL   ·   MySQL   ·   MongoDB</w:t>
       </w:r>
     </w:p>
     <w:p>
@@ -659,7 +678,7 @@
           <w:sz w:val="15"/>
           <w:szCs w:val="15"/>
         </w:rPr>
-        <w:t xml:space="preserve">ANGULAR ECOSYSTEM</w:t>
+        <w:t xml:space="preserve">TESTING</w:t>
       </w:r>
     </w:p>
     <w:p>
@@ -673,7 +692,7 @@
           <w:sz w:val="18"/>
           <w:szCs w:val="18"/>
         </w:rPr>
-        <w:t xml:space="preserve">Angular v2 → latest   ·   AngularJS (v1)   ·   RxJS   ·   Signals   ·   Angular Material   ·   Standalone &amp; Control Flow</w:t>
+        <w:t xml:space="preserve">Cypress E2E   ·   Karma / Jasmine   ·   Integration testing</w:t>
       </w:r>
     </w:p>
     <w:p>
@@ -689,7 +708,7 @@
           <w:sz w:val="15"/>
           <w:szCs w:val="15"/>
         </w:rPr>
-        <w:t xml:space="preserve">TESTING</w:t>
+        <w:t xml:space="preserve">PRACTICES</w:t>
       </w:r>
     </w:p>
     <w:p>
@@ -703,7 +722,7 @@
           <w:sz w:val="18"/>
           <w:szCs w:val="18"/>
         </w:rPr>
-        <w:t xml:space="preserve">Cypress E2E   ·   Karma / Jasmine   ·   Integration testing</w:t>
+        <w:t xml:space="preserve">Component architecture   ·   REST integration   ·   Code review &amp; mentoring</w:t>
       </w:r>
     </w:p>
     <w:p>
@@ -719,7 +738,7 @@
           <w:sz w:val="15"/>
           <w:szCs w:val="15"/>
         </w:rPr>
-        <w:t xml:space="preserve">PRACTICES</w:t>
+        <w:t xml:space="preserve">TOOLS</w:t>
       </w:r>
     </w:p>
     <w:p>
@@ -733,7 +752,7 @@
           <w:sz w:val="18"/>
           <w:szCs w:val="18"/>
         </w:rPr>
-        <w:t xml:space="preserve">Component architecture   ·   REST integration   ·   Code review &amp; mentoring</w:t>
+        <w:t xml:space="preserve">Git   ·   Docker   ·   Nginx   ·   Bash   ·   Linux (Ubuntu)   ·   macOS</w:t>
       </w:r>
     </w:p>
     <w:p>
@@ -749,7 +768,7 @@
           <w:sz w:val="15"/>
           <w:szCs w:val="15"/>
         </w:rPr>
-        <w:t xml:space="preserve">TOOLS</w:t>
+        <w:t xml:space="preserve">AI TOOLS</w:t>
       </w:r>
     </w:p>
     <w:p>
@@ -763,37 +782,7 @@
           <w:sz w:val="18"/>
           <w:szCs w:val="18"/>
         </w:rPr>
-        <w:t xml:space="preserve">Git   ·   Docker   ·   Nginx   ·   Bash   ·   Linux (Ubuntu)   ·   macOS</w:t>
-      </w:r>
-    </w:p>
-    <w:p>
-      <w:pPr>
-        <w:spacing w:after="40"/>
-      </w:pPr>
-      <w:r>
-        <w:rPr>
-          <w:rFonts w:ascii="Calibri" w:cs="Calibri" w:eastAsia="Calibri" w:hAnsi="Calibri"/>
-          <w:b/>
-          <w:bCs/>
-          <w:color w:val="64748B"/>
-          <w:sz w:val="15"/>
-          <w:szCs w:val="15"/>
-        </w:rPr>
-        <w:t xml:space="preserve">EARLIER (2012–2018)</w:t>
-      </w:r>
-    </w:p>
-    <w:p>
-      <w:pPr>
-        <w:spacing w:after="140"/>
-      </w:pPr>
-      <w:r>
-        <w:rPr>
-          <w:rFonts w:ascii="Calibri" w:cs="Calibri" w:eastAsia="Calibri" w:hAnsi="Calibri"/>
-          <w:color w:val="1E293B"/>
-          <w:sz w:val="18"/>
-          <w:szCs w:val="18"/>
-        </w:rPr>
-        <w:t xml:space="preserve">Node.js   ·   Ruby on Rails   ·   Python   ·   Perl   ·   C / C++   ·   Objective-C   ·   Swift   ·   Android / iOS   ·   Cordova   ·   Xcode   ·   Android Studio   ·   React   ·   Vue   ·   jQuery   ·   D3.js   ·   PostgreSQL   ·   MySQL   ·   MongoDB</w:t>
+        <w:t xml:space="preserve">Claude Code   ·   Google Antigravity   ·   Codex   ·   ChatGPT   ·   Gemini</w:t>
       </w:r>
     </w:p>
     <w:p>
